--- a/data/exports/kcet-current-electricity_revision_notes.docx
+++ b/data/exports/kcet-current-electricity_revision_notes.docx
@@ -189,7 +189,7 @@
                 <w:color w:val="2D3748"/>
                 <w:sz w:val="19"/>
               </w:rPr>
-              <w:t>Kcet Current Electricity - Core Application</w:t>
+              <w:t>Kirchhoff's Laws, Wheatstone Bridge &amp; Potentiometer</w:t>
             </w:r>
           </w:p>
         </w:tc>
@@ -209,7 +209,7 @@
               <w:rPr>
                 <w:sz w:val="19"/>
               </w:rPr>
-              <w:t>66 PYQs</w:t>
+              <w:t>38 PYQs</w:t>
             </w:r>
           </w:p>
         </w:tc>
@@ -230,7 +230,94 @@
                 <w:color w:val="718096"/>
                 <w:sz w:val="19"/>
               </w:rPr>
-              <w:t>General Concept</w:t>
+              <w:t>DC Instruments</w:t>
+            </w:r>
+          </w:p>
+        </w:tc>
+      </w:tr>
+      <w:tr>
+        <w:tc>
+          <w:tcPr>
+            <w:tcW w:type="dxa" w:w="2160"/>
+            <w:shd w:fill="FFFFFF"/>
+            <w:tcMar>
+              <w:top w:w="80" w:type="dxa"/>
+              <w:bottom w:w="80" w:type="dxa"/>
+              <w:left w:w="150" w:type="dxa"/>
+              <w:right w:w="150" w:type="dxa"/>
+            </w:tcMar>
+          </w:tcPr>
+          <w:p>
+            <w:r>
+              <w:rPr>
+                <w:b/>
+                <w:color w:val="C53030"/>
+                <w:sz w:val="19"/>
+              </w:rPr>
+              <w:t>Very High</w:t>
+            </w:r>
+          </w:p>
+        </w:tc>
+        <w:tc>
+          <w:tcPr>
+            <w:tcW w:type="dxa" w:w="4320"/>
+            <w:shd w:fill="FFFFFF"/>
+            <w:tcMar>
+              <w:top w:w="80" w:type="dxa"/>
+              <w:bottom w:w="80" w:type="dxa"/>
+              <w:left w:w="150" w:type="dxa"/>
+              <w:right w:w="150" w:type="dxa"/>
+            </w:tcMar>
+          </w:tcPr>
+          <w:p>
+            <w:r>
+              <w:rPr>
+                <w:b/>
+                <w:color w:val="2D3748"/>
+                <w:sz w:val="19"/>
+              </w:rPr>
+              <w:t>Ohm's Law, Drift Velocity &amp; Resistance Temperature</w:t>
+            </w:r>
+          </w:p>
+        </w:tc>
+        <w:tc>
+          <w:tcPr>
+            <w:tcW w:type="dxa" w:w="1728"/>
+            <w:shd w:fill="FFFFFF"/>
+            <w:tcMar>
+              <w:top w:w="80" w:type="dxa"/>
+              <w:bottom w:w="80" w:type="dxa"/>
+              <w:left w:w="150" w:type="dxa"/>
+              <w:right w:w="150" w:type="dxa"/>
+            </w:tcMar>
+          </w:tcPr>
+          <w:p>
+            <w:r>
+              <w:rPr>
+                <w:sz w:val="19"/>
+              </w:rPr>
+              <w:t>32 PYQs</w:t>
+            </w:r>
+          </w:p>
+        </w:tc>
+        <w:tc>
+          <w:tcPr>
+            <w:tcW w:type="dxa" w:w="1872"/>
+            <w:shd w:fill="FFFFFF"/>
+            <w:tcMar>
+              <w:top w:w="80" w:type="dxa"/>
+              <w:bottom w:w="80" w:type="dxa"/>
+              <w:left w:w="150" w:type="dxa"/>
+              <w:right w:w="150" w:type="dxa"/>
+            </w:tcMar>
+          </w:tcPr>
+          <w:p>
+            <w:r>
+              <w:rPr>
+                <w:color w:val="718096"/>
+                <w:sz w:val="19"/>
+              </w:rPr>
+              <w:t>Conduction</w:t>
             </w:r>
           </w:p>
         </w:tc>
@@ -311,6 +398,98 @@
           </w:p>
         </w:tc>
       </w:tr>
+      <w:tr>
+        <w:tc>
+          <w:tcPr>
+            <w:tcW w:type="dxa" w:w="3600"/>
+            <w:shd w:fill="F7FAFC"/>
+            <w:tcMar>
+              <w:top w:w="100" w:type="dxa"/>
+              <w:bottom w:w="100" w:type="dxa"/>
+              <w:left w:w="150" w:type="dxa"/>
+              <w:right w:w="150" w:type="dxa"/>
+            </w:tcMar>
+          </w:tcPr>
+          <w:p>
+            <w:r>
+              <w:rPr>
+                <w:b/>
+                <w:color w:val="1A365D"/>
+                <w:sz w:val="19"/>
+              </w:rPr>
+              <w:t>Kirchhoff's Laws, Wheatstone Bridge &amp; Potentiometer</w:t>
+            </w:r>
+          </w:p>
+        </w:tc>
+        <w:tc>
+          <w:tcPr>
+            <w:tcW w:type="dxa" w:w="6480"/>
+            <w:shd w:fill="F7FAFC"/>
+            <w:tcMar>
+              <w:top w:w="100" w:type="dxa"/>
+              <w:bottom w:w="100" w:type="dxa"/>
+              <w:left w:w="150" w:type="dxa"/>
+              <w:right w:w="150" w:type="dxa"/>
+            </w:tcMar>
+          </w:tcPr>
+          <w:p>
+            <w:r>
+              <w:rPr>
+                <w:rFonts w:ascii="Cambria Math" w:hAnsi="Cambria Math"/>
+                <w:color w:val="2D3748"/>
+                <w:sz w:val="19"/>
+              </w:rPr>
+              <w:t>\frac{P}{Q} = \frac{R}{S} \text{ (Wheatstone)}, \quad \frac{E_1}{E_2} = \frac{l_1}{l_2}, \quad r = R\left(\frac{l_1}{l_2} - 1\right), \quad S = \frac{I_g G}{I - I_g}, \quad R_{\text{series}} = \frac{V}{I_g} - G</w:t>
+            </w:r>
+          </w:p>
+        </w:tc>
+      </w:tr>
+      <w:tr>
+        <w:tc>
+          <w:tcPr>
+            <w:tcW w:type="dxa" w:w="3600"/>
+            <w:shd w:fill="FFFFFF"/>
+            <w:tcMar>
+              <w:top w:w="100" w:type="dxa"/>
+              <w:bottom w:w="100" w:type="dxa"/>
+              <w:left w:w="150" w:type="dxa"/>
+              <w:right w:w="150" w:type="dxa"/>
+            </w:tcMar>
+          </w:tcPr>
+          <w:p>
+            <w:r>
+              <w:rPr>
+                <w:b/>
+                <w:color w:val="1A365D"/>
+                <w:sz w:val="19"/>
+              </w:rPr>
+              <w:t>Ohm's Law, Drift Velocity &amp; Resistance Temperature</w:t>
+            </w:r>
+          </w:p>
+        </w:tc>
+        <w:tc>
+          <w:tcPr>
+            <w:tcW w:type="dxa" w:w="6480"/>
+            <w:shd w:fill="FFFFFF"/>
+            <w:tcMar>
+              <w:top w:w="100" w:type="dxa"/>
+              <w:bottom w:w="100" w:type="dxa"/>
+              <w:left w:w="150" w:type="dxa"/>
+              <w:right w:w="150" w:type="dxa"/>
+            </w:tcMar>
+          </w:tcPr>
+          <w:p>
+            <w:r>
+              <w:rPr>
+                <w:rFonts w:ascii="Cambria Math" w:hAnsi="Cambria Math"/>
+                <w:color w:val="2D3748"/>
+                <w:sz w:val="19"/>
+              </w:rPr>
+              <w:t>I = n e A v_d, \quad v_d = \frac{e E \tau}{m}, \quad \rho = \frac{m}{n e^2 \tau}, \quad R(T) = R_0(1 + \alpha \Delta T), \quad \vec{J} = \sigma \vec{E}</w:t>
+            </w:r>
+          </w:p>
+        </w:tc>
+      </w:tr>
     </w:tbl>
     <w:p>
       <w:pPr>
@@ -338,7 +517,7 @@
           <w:color w:val="2B6CB0"/>
           <w:sz w:val="24"/>
         </w:rPr>
-        <w:t>3.1 Kcet Current Electricity - Core Application (Very High Yield — 66 PYQs)</w:t>
+        <w:t>3.1 Kirchhoff's Laws, Wheatstone Bridge &amp; Potentiometer (Very High Yield — 38 PYQs)</w:t>
       </w:r>
     </w:p>
     <w:p>
@@ -353,7 +532,7 @@
         <w:rPr>
           <w:sz w:val="20"/>
         </w:rPr>
-        <w:t>Key problem pattern in Kcet Current Electricity.</w:t>
+        <w:t>Kirchhoff's junction and loop rules, balanced bridges, potentiometer EMF comparison, and galvanometer conversion.</w:t>
       </w:r>
     </w:p>
     <w:tbl>
@@ -391,7 +570,7 @@
                 <w:color w:val="2D3748"/>
                 <w:sz w:val="19"/>
               </w:rPr>
-              <w:t>Watch for algebraic and sign errors.</w:t>
+              <w:t>A potentiometer measures EMF with zero drawn current, making it infinitely superior to a real voltmeter which always draws finite current.</w:t>
             </w:r>
           </w:p>
         </w:tc>
@@ -432,7 +611,7 @@
                 <w:color w:val="2D3748"/>
                 <w:sz w:val="19"/>
               </w:rPr>
-              <w:t>Verify dimensions and boundary conditions.</w:t>
+              <w:t>To convert galvanometer to ammeter: connect small shunt S in parallel. To voltmeter: connect high resistance R in series.</w:t>
             </w:r>
           </w:p>
         </w:tc>
@@ -522,6 +701,214 @@
           <w:sz w:val="18"/>
         </w:rPr>
         <w:t xml:space="preserve">"Which of the following circuits is correct for verification of Ohm's law?..."  </w:t>
+      </w:r>
+      <w:r>
+        <w:rPr>
+          <w:b/>
+          <w:color w:val="2B6CB0"/>
+          <w:sz w:val="18"/>
+        </w:rPr>
+        <w:t>[Ans: N/A]</w:t>
+      </w:r>
+    </w:p>
+    <w:p>
+      <w:pPr>
+        <w:spacing w:after="120"/>
+      </w:pPr>
+    </w:p>
+    <w:p>
+      <w:pPr>
+        <w:pStyle w:val="Heading2"/>
+      </w:pPr>
+      <w:r>
+        <w:rPr>
+          <w:color w:val="2B6CB0"/>
+          <w:sz w:val="24"/>
+        </w:rPr>
+        <w:t>3.2 Ohm's Law, Drift Velocity &amp; Resistance Temperature (Very High Yield — 32 PYQs)</w:t>
+      </w:r>
+    </w:p>
+    <w:p>
+      <w:r>
+        <w:rPr>
+          <w:b/>
+          <w:sz w:val="20"/>
+        </w:rPr>
+        <w:t xml:space="preserve">Core Principle: </w:t>
+      </w:r>
+      <w:r>
+        <w:rPr>
+          <w:sz w:val="20"/>
+        </w:rPr>
+        <w:t>Microscopic model of electrical conduction, electron mobility μ = v_d/E, and thermal variation of resistivity.</w:t>
+      </w:r>
+    </w:p>
+    <w:tbl>
+      <w:tblPr>
+        <w:tblW w:type="auto" w:w="0"/>
+        <w:jc w:val="center"/>
+        <w:tblLook w:firstColumn="1" w:firstRow="1" w:lastColumn="0" w:lastRow="0" w:noHBand="0" w:noVBand="1" w:val="04A0"/>
+      </w:tblPr>
+      <w:tblGrid>
+        <w:gridCol w:w="10080"/>
+      </w:tblGrid>
+      <w:tr>
+        <w:tc>
+          <w:tcPr>
+            <w:tcW w:type="dxa" w:w="10080"/>
+            <w:shd w:fill="FFF5F5"/>
+            <w:tcMar>
+              <w:top w:w="100" w:type="dxa"/>
+              <w:bottom w:w="100" w:type="dxa"/>
+              <w:left w:w="150" w:type="dxa"/>
+              <w:right w:w="150" w:type="dxa"/>
+            </w:tcMar>
+          </w:tcPr>
+          <w:p>
+            <w:r>
+              <w:rPr>
+                <w:b/>
+                <w:color w:val="C53030"/>
+                <w:sz w:val="19"/>
+              </w:rPr>
+              <w:t xml:space="preserve">⚠️ Common Trap / JEE Pitfall: </w:t>
+            </w:r>
+            <w:r>
+              <w:rPr>
+                <w:color w:val="2D3748"/>
+                <w:sz w:val="19"/>
+              </w:rPr>
+              <w:t>For conductors, α &gt; 0 (resistance increases with temperature). For semiconductors, α &lt; 0 (resistance decreases with temperature).</w:t>
+            </w:r>
+          </w:p>
+        </w:tc>
+      </w:tr>
+    </w:tbl>
+    <w:tbl>
+      <w:tblPr>
+        <w:tblW w:type="auto" w:w="0"/>
+        <w:jc w:val="center"/>
+        <w:tblLook w:firstColumn="1" w:firstRow="1" w:lastColumn="0" w:lastRow="0" w:noHBand="0" w:noVBand="1" w:val="04A0"/>
+      </w:tblPr>
+      <w:tblGrid>
+        <w:gridCol w:w="10080"/>
+      </w:tblGrid>
+      <w:tr>
+        <w:tc>
+          <w:tcPr>
+            <w:tcW w:type="dxa" w:w="10080"/>
+            <w:shd w:fill="F0FFF4"/>
+            <w:tcMar>
+              <w:top w:w="100" w:type="dxa"/>
+              <w:bottom w:w="100" w:type="dxa"/>
+              <w:left w:w="150" w:type="dxa"/>
+              <w:right w:w="150" w:type="dxa"/>
+            </w:tcMar>
+          </w:tcPr>
+          <w:p>
+            <w:r>
+              <w:rPr>
+                <w:b/>
+                <w:color w:val="276749"/>
+                <w:sz w:val="19"/>
+              </w:rPr>
+              <w:t xml:space="preserve">💡 Speed Hack / Trick: </w:t>
+            </w:r>
+            <w:r>
+              <w:rPr>
+                <w:color w:val="2D3748"/>
+                <w:sz w:val="19"/>
+              </w:rPr>
+              <w:t>When a wire is stretched to n times its initial length while preserving volume, its resistance becomes n^2 R.</w:t>
+            </w:r>
+          </w:p>
+        </w:tc>
+      </w:tr>
+    </w:tbl>
+    <w:p>
+      <w:pPr>
+        <w:spacing w:before="120" w:after="40"/>
+      </w:pPr>
+      <w:r>
+        <w:rPr>
+          <w:b/>
+          <w:color w:val="1A365D"/>
+          <w:sz w:val="19"/>
+        </w:rPr>
+        <w:t>Source PYQs testing this concept:</w:t>
+      </w:r>
+    </w:p>
+    <w:p>
+      <w:pPr>
+        <w:pStyle w:val="ListBullet"/>
+        <w:spacing w:after="40"/>
+      </w:pPr>
+      <w:r>
+        <w:rPr>
+          <w:b/>
+          <w:sz w:val="18"/>
+        </w:rPr>
+        <w:t xml:space="preserve">[2026 Shift] Q#2 (MCQ): </w:t>
+      </w:r>
+      <w:r>
+        <w:rPr>
+          <w:sz w:val="18"/>
+        </w:rPr>
+        <w:t xml:space="preserve">"The number of electrons moving per second through the filament of a lamp of 60 W operating at 120 V is nearly $(e=1.6 \times 10^{-19}\te..."  </w:t>
+      </w:r>
+      <w:r>
+        <w:rPr>
+          <w:b/>
+          <w:color w:val="2B6CB0"/>
+          <w:sz w:val="18"/>
+        </w:rPr>
+        <w:t>[Ans: C]</w:t>
+      </w:r>
+    </w:p>
+    <w:p>
+      <w:pPr>
+        <w:pStyle w:val="ListBullet"/>
+        <w:spacing w:after="40"/>
+      </w:pPr>
+      <w:r>
+        <w:rPr>
+          <w:b/>
+          <w:sz w:val="18"/>
+        </w:rPr>
+        <w:t xml:space="preserve">[2026 Shift] Q#4 (MCQ): </w:t>
+      </w:r>
+      <w:r>
+        <w:rPr>
+          <w:sz w:val="18"/>
+        </w:rPr>
+        <w:t xml:space="preserve">"Current flowing through a wire decreases linearly from 10 A to zero in 4 s as shown in the graph. Find the total charge flowing through ..."  </w:t>
+      </w:r>
+      <w:r>
+        <w:rPr>
+          <w:b/>
+          <w:color w:val="2B6CB0"/>
+          <w:sz w:val="18"/>
+        </w:rPr>
+        <w:t>[Ans: B]</w:t>
+      </w:r>
+    </w:p>
+    <w:p>
+      <w:pPr>
+        <w:pStyle w:val="ListBullet"/>
+        <w:spacing w:after="40"/>
+      </w:pPr>
+      <w:r>
+        <w:rPr>
+          <w:b/>
+          <w:sz w:val="18"/>
+        </w:rPr>
+        <w:t xml:space="preserve">[2025 Shift] Q#2 (MCQ): </w:t>
+      </w:r>
+      <w:r>
+        <w:rPr>
+          <w:sz w:val="18"/>
+        </w:rPr>
+        <w:t xml:space="preserve">"Given, a current carrying wire of non-uniform cross-section, which of the following is constant throughout the length of wire?..."  </w:t>
       </w:r>
       <w:r>
         <w:rPr>
@@ -660,6 +1047,129 @@
               <w:t>Solution Analysis:</w:t>
               <w:br/>
               <w:t>At any junction, Kirchhoff's Current Law says that the total current entering the junction is equal to the total current leaving it. For the first junction, 5A enters. The currents leaving are 1A and I_(1) . So, 5=1+I_(1) ⇒ I_(1)=5-1=4A For the second junction, I_(1) enters. The currents leaving are 1.5A and I_(2) . So, I_(1)=1.5+I_(2) Putting I_(1)=4A , 4=1.5+I_(2) ⇒ I_(2)=4-1.5=2.5A For the third junction, I_(2) enters. The currents leaving are 1.5A and I_(3) . So, I_(2)=1.5+I_(3) Putting I_(2)=2.5A , 2.5=1.5+I_(3) ⇒ I_(3)=2.5-1.5=1A The values of I_(1),I_(2) and I_(3) are 4A,2.5A and 1A respectively.</w:t>
+            </w:r>
+          </w:p>
+        </w:tc>
+      </w:tr>
+    </w:tbl>
+    <w:p>
+      <w:pPr>
+        <w:spacing w:after="120"/>
+      </w:pPr>
+    </w:p>
+    <w:p>
+      <w:pPr>
+        <w:spacing w:before="160" w:after="40"/>
+      </w:pPr>
+      <w:r>
+        <w:rPr>
+          <w:b/>
+          <w:color w:val="1A365D"/>
+          <w:sz w:val="22"/>
+        </w:rPr>
+        <w:t>Benchmark Problem 2: KCET 2026 (Q#2)</w:t>
+      </w:r>
+    </w:p>
+    <w:p>
+      <w:pPr>
+        <w:spacing w:after="80"/>
+      </w:pPr>
+      <w:r>
+        <w:rPr>
+          <w:sz w:val="20"/>
+        </w:rPr>
+        <w:t>The number of electrons moving per second through the filament of a lamp of 60 W operating at 120 V is nearly (e=1.6 × 10^-19C) _____________.</w:t>
+      </w:r>
+    </w:p>
+    <w:p>
+      <w:pPr>
+        <w:pStyle w:val="ListBullet"/>
+        <w:spacing w:after="20"/>
+      </w:pPr>
+      <w:r>
+        <w:rPr>
+          <w:sz w:val="19"/>
+        </w:rPr>
+        <w:t>(A) 6.2 × 10^18</w:t>
+      </w:r>
+    </w:p>
+    <w:p>
+      <w:pPr>
+        <w:pStyle w:val="ListBullet"/>
+        <w:spacing w:after="20"/>
+      </w:pPr>
+      <w:r>
+        <w:rPr>
+          <w:sz w:val="19"/>
+        </w:rPr>
+        <w:t>(B) 6.2 × 10^19</w:t>
+      </w:r>
+    </w:p>
+    <w:p>
+      <w:pPr>
+        <w:pStyle w:val="ListBullet"/>
+        <w:spacing w:after="20"/>
+      </w:pPr>
+      <w:r>
+        <w:rPr>
+          <w:b/>
+          <w:color w:val="276749"/>
+          <w:sz w:val="19"/>
+        </w:rPr>
+        <w:t>(C) 3.1 × 10^18</w:t>
+      </w:r>
+    </w:p>
+    <w:p>
+      <w:pPr>
+        <w:pStyle w:val="ListBullet"/>
+        <w:spacing w:after="20"/>
+      </w:pPr>
+      <w:r>
+        <w:rPr>
+          <w:sz w:val="19"/>
+        </w:rPr>
+        <w:t>(D) 3.1 × 10^19</w:t>
+      </w:r>
+    </w:p>
+    <w:tbl>
+      <w:tblPr>
+        <w:tblW w:type="auto" w:w="0"/>
+        <w:jc w:val="center"/>
+        <w:tblLook w:firstColumn="1" w:firstRow="1" w:lastColumn="0" w:lastRow="0" w:noHBand="0" w:noVBand="1" w:val="04A0"/>
+      </w:tblPr>
+      <w:tblGrid>
+        <w:gridCol w:w="10080"/>
+      </w:tblGrid>
+      <w:tr>
+        <w:tc>
+          <w:tcPr>
+            <w:tcW w:type="dxa" w:w="10080"/>
+            <w:shd w:fill="F7FAFC"/>
+            <w:tcMar>
+              <w:top w:w="100" w:type="dxa"/>
+              <w:bottom w:w="100" w:type="dxa"/>
+              <w:left w:w="150" w:type="dxa"/>
+              <w:right w:w="150" w:type="dxa"/>
+            </w:tcMar>
+          </w:tcPr>
+          <w:p>
+            <w:r>
+              <w:rPr>
+                <w:b/>
+                <w:color w:val="1A365D"/>
+                <w:sz w:val="19"/>
+              </w:rPr>
+              <w:t>Correct Answer: C</w:t>
+              <w:br/>
+            </w:r>
+            <w:r>
+              <w:rPr>
+                <w:color w:val="2D3748"/>
+                <w:sz w:val="18"/>
+              </w:rPr>
+              <w:t>Solution Analysis:</w:t>
+              <w:br/>
+              <w:t>Power of the lamp is P=60W Voltage is V=120V Using the relation P=VI we get the current through the filament: I=(P / V) I=(60 / 120) I=0.5A Now, current means charge flowing per second. So charge flowing per second is 0.5C Charge of one electron is e=1.6 × 10^-19C Number of electrons flowing per second is n=(I / e) n=\frac0.51.6 × 10^-19 n=3.125 × 10^18 Nearly, n ≈ 3.1 × 10^18 So the correct option is 3.1 × 10^18 Option C.</w:t>
             </w:r>
           </w:p>
         </w:tc>

--- a/data/exports/kcet-current-electricity_revision_notes.docx
+++ b/data/exports/kcet-current-electricity_revision_notes.docx
@@ -13,7 +13,7 @@
           <w:color w:val="1A365D"/>
           <w:sz w:val="44"/>
         </w:rPr>
-        <w:t>JEE MAIN REVISION MASTER: CURRENT ELECTRICITY 2026 6 QUESTIONS 10% WEIGHTAGE ↓24.98%</w:t>
+        <w:t>JEE MAIN REVISION MASTER: CURRENT ELECTRICITY</w:t>
       </w:r>
     </w:p>
     <w:p>
@@ -189,7 +189,7 @@
                 <w:color w:val="2D3748"/>
                 <w:sz w:val="19"/>
               </w:rPr>
-              <w:t>Kirchhoff's Laws, Wheatstone Bridge &amp; Potentiometer</w:t>
+              <w:t>Ohm's Law, Drift Velocity &amp; Resistance Temperature</w:t>
             </w:r>
           </w:p>
         </w:tc>
@@ -209,7 +209,7 @@
               <w:rPr>
                 <w:sz w:val="19"/>
               </w:rPr>
-              <w:t>38 PYQs</w:t>
+              <w:t>48 PYQs</w:t>
             </w:r>
           </w:p>
         </w:tc>
@@ -230,7 +230,7 @@
                 <w:color w:val="718096"/>
                 <w:sz w:val="19"/>
               </w:rPr>
-              <w:t>DC Instruments</w:t>
+              <w:t>Conduction</w:t>
             </w:r>
           </w:p>
         </w:tc>
@@ -276,7 +276,7 @@
                 <w:color w:val="2D3748"/>
                 <w:sz w:val="19"/>
               </w:rPr>
-              <w:t>Ohm's Law, Drift Velocity &amp; Resistance Temperature</w:t>
+              <w:t>Kirchhoff's Laws, Wheatstone Bridge &amp; Potentiometer</w:t>
             </w:r>
           </w:p>
         </w:tc>
@@ -296,7 +296,7 @@
               <w:rPr>
                 <w:sz w:val="19"/>
               </w:rPr>
-              <w:t>32 PYQs</w:t>
+              <w:t>20 PYQs</w:t>
             </w:r>
           </w:p>
         </w:tc>
@@ -317,7 +317,7 @@
                 <w:color w:val="718096"/>
                 <w:sz w:val="19"/>
               </w:rPr>
-              <w:t>Conduction</w:t>
+              <w:t>DC Instruments</w:t>
             </w:r>
           </w:p>
         </w:tc>
@@ -417,7 +417,7 @@
                 <w:color w:val="1A365D"/>
                 <w:sz w:val="19"/>
               </w:rPr>
-              <w:t>Kirchhoff's Laws, Wheatstone Bridge &amp; Potentiometer</w:t>
+              <w:t>Ohm's Law, Drift Velocity &amp; Resistance Temperature</w:t>
             </w:r>
           </w:p>
         </w:tc>
@@ -439,7 +439,7 @@
                 <w:color w:val="2D3748"/>
                 <w:sz w:val="19"/>
               </w:rPr>
-              <w:t>\frac{P}{Q} = \frac{R}{S} \text{ (Wheatstone)}, \quad \frac{E_1}{E_2} = \frac{l_1}{l_2}, \quad r = R\left(\frac{l_1}{l_2} - 1\right), \quad S = \frac{I_g G}{I - I_g}, \quad R_{\text{series}} = \frac{V}{I_g} - G</w:t>
+              <w:t>I = n e A v_d, \quad v_d = \frac{e E \tau}{m}, \quad \rho = \frac{m}{n e^2 \tau}, \quad R(T) = R_0(1 + \alpha \Delta T), \quad \vec{J} = \sigma \vec{E}</w:t>
             </w:r>
           </w:p>
         </w:tc>
@@ -463,7 +463,7 @@
                 <w:color w:val="1A365D"/>
                 <w:sz w:val="19"/>
               </w:rPr>
-              <w:t>Ohm's Law, Drift Velocity &amp; Resistance Temperature</w:t>
+              <w:t>Kirchhoff's Laws, Wheatstone Bridge &amp; Potentiometer</w:t>
             </w:r>
           </w:p>
         </w:tc>
@@ -485,7 +485,7 @@
                 <w:color w:val="2D3748"/>
                 <w:sz w:val="19"/>
               </w:rPr>
-              <w:t>I = n e A v_d, \quad v_d = \frac{e E \tau}{m}, \quad \rho = \frac{m}{n e^2 \tau}, \quad R(T) = R_0(1 + \alpha \Delta T), \quad \vec{J} = \sigma \vec{E}</w:t>
+              <w:t>\frac{P}{Q} = \frac{R}{S} \text{ (Wheatstone)}, \quad \frac{E_1}{E_2} = \frac{l_1}{l_2}, \quad r = R\left(\frac{l_1}{l_2} - 1\right), \quad S = \frac{I_g G}{I - I_g}, \quad R_{\text{series}} = \frac{V}{I_g} - G</w:t>
             </w:r>
           </w:p>
         </w:tc>
@@ -517,7 +517,215 @@
           <w:color w:val="2B6CB0"/>
           <w:sz w:val="24"/>
         </w:rPr>
-        <w:t>3.1 Kirchhoff's Laws, Wheatstone Bridge &amp; Potentiometer (Very High Yield — 38 PYQs)</w:t>
+        <w:t>3.1 Ohm's Law, Drift Velocity &amp; Resistance Temperature (Very High Yield — 48 PYQs)</w:t>
+      </w:r>
+    </w:p>
+    <w:p>
+      <w:r>
+        <w:rPr>
+          <w:b/>
+          <w:sz w:val="20"/>
+        </w:rPr>
+        <w:t xml:space="preserve">Core Principle: </w:t>
+      </w:r>
+      <w:r>
+        <w:rPr>
+          <w:sz w:val="20"/>
+        </w:rPr>
+        <w:t>Microscopic model of electrical conduction, electron mobility μ = v_d/E, and thermal variation of resistivity.</w:t>
+      </w:r>
+    </w:p>
+    <w:tbl>
+      <w:tblPr>
+        <w:tblW w:type="auto" w:w="0"/>
+        <w:jc w:val="center"/>
+        <w:tblLook w:firstColumn="1" w:firstRow="1" w:lastColumn="0" w:lastRow="0" w:noHBand="0" w:noVBand="1" w:val="04A0"/>
+      </w:tblPr>
+      <w:tblGrid>
+        <w:gridCol w:w="10080"/>
+      </w:tblGrid>
+      <w:tr>
+        <w:tc>
+          <w:tcPr>
+            <w:tcW w:type="dxa" w:w="10080"/>
+            <w:shd w:fill="FFF5F5"/>
+            <w:tcMar>
+              <w:top w:w="100" w:type="dxa"/>
+              <w:bottom w:w="100" w:type="dxa"/>
+              <w:left w:w="150" w:type="dxa"/>
+              <w:right w:w="150" w:type="dxa"/>
+            </w:tcMar>
+          </w:tcPr>
+          <w:p>
+            <w:r>
+              <w:rPr>
+                <w:b/>
+                <w:color w:val="C53030"/>
+                <w:sz w:val="19"/>
+              </w:rPr>
+              <w:t xml:space="preserve">⚠️ Common Trap / JEE Pitfall: </w:t>
+            </w:r>
+            <w:r>
+              <w:rPr>
+                <w:color w:val="2D3748"/>
+                <w:sz w:val="19"/>
+              </w:rPr>
+              <w:t>For conductors, α &gt; 0 (resistance increases with temperature). For semiconductors, α &lt; 0 (resistance decreases with temperature).</w:t>
+            </w:r>
+          </w:p>
+        </w:tc>
+      </w:tr>
+    </w:tbl>
+    <w:tbl>
+      <w:tblPr>
+        <w:tblW w:type="auto" w:w="0"/>
+        <w:jc w:val="center"/>
+        <w:tblLook w:firstColumn="1" w:firstRow="1" w:lastColumn="0" w:lastRow="0" w:noHBand="0" w:noVBand="1" w:val="04A0"/>
+      </w:tblPr>
+      <w:tblGrid>
+        <w:gridCol w:w="10080"/>
+      </w:tblGrid>
+      <w:tr>
+        <w:tc>
+          <w:tcPr>
+            <w:tcW w:type="dxa" w:w="10080"/>
+            <w:shd w:fill="F0FFF4"/>
+            <w:tcMar>
+              <w:top w:w="100" w:type="dxa"/>
+              <w:bottom w:w="100" w:type="dxa"/>
+              <w:left w:w="150" w:type="dxa"/>
+              <w:right w:w="150" w:type="dxa"/>
+            </w:tcMar>
+          </w:tcPr>
+          <w:p>
+            <w:r>
+              <w:rPr>
+                <w:b/>
+                <w:color w:val="276749"/>
+                <w:sz w:val="19"/>
+              </w:rPr>
+              <w:t xml:space="preserve">💡 Speed Hack / Trick: </w:t>
+            </w:r>
+            <w:r>
+              <w:rPr>
+                <w:color w:val="2D3748"/>
+                <w:sz w:val="19"/>
+              </w:rPr>
+              <w:t>When a wire is stretched to n times its initial length while preserving volume, its resistance becomes n^2 R.</w:t>
+            </w:r>
+          </w:p>
+        </w:tc>
+      </w:tr>
+    </w:tbl>
+    <w:p>
+      <w:pPr>
+        <w:spacing w:before="120" w:after="40"/>
+      </w:pPr>
+      <w:r>
+        <w:rPr>
+          <w:b/>
+          <w:color w:val="1A365D"/>
+          <w:sz w:val="19"/>
+        </w:rPr>
+        <w:t>Source PYQs testing this concept:</w:t>
+      </w:r>
+    </w:p>
+    <w:p>
+      <w:pPr>
+        <w:pStyle w:val="ListBullet"/>
+        <w:spacing w:after="40"/>
+      </w:pPr>
+      <w:r>
+        <w:rPr>
+          <w:b/>
+          <w:sz w:val="18"/>
+        </w:rPr>
+        <w:t xml:space="preserve">[2026 Shift] Q#1 (MCQ): </w:t>
+      </w:r>
+      <w:r>
+        <w:rPr>
+          <w:sz w:val="18"/>
+        </w:rPr>
+        <w:t xml:space="preserve">"Given below are two statements: Statement-I: The resistivity of a conductor is independent of its temperature. Statement-II: The resistivity..."  </w:t>
+      </w:r>
+      <w:r>
+        <w:rPr>
+          <w:b/>
+          <w:color w:val="2B6CB0"/>
+          <w:sz w:val="18"/>
+        </w:rPr>
+        <w:t>[Ans: N/A]</w:t>
+      </w:r>
+    </w:p>
+    <w:p>
+      <w:pPr>
+        <w:pStyle w:val="ListBullet"/>
+        <w:spacing w:after="40"/>
+      </w:pPr>
+      <w:r>
+        <w:rPr>
+          <w:b/>
+          <w:sz w:val="18"/>
+        </w:rPr>
+        <w:t xml:space="preserve">[2026 Shift] Q#2 (MCQ): </w:t>
+      </w:r>
+      <w:r>
+        <w:rPr>
+          <w:sz w:val="18"/>
+        </w:rPr>
+        <w:t xml:space="preserve">"The number of electrons moving per second through the filament of a lamp of 60 W operating at 120 V is nearly $(e=1.6 \times 10^{-19}\te..."  </w:t>
+      </w:r>
+      <w:r>
+        <w:rPr>
+          <w:b/>
+          <w:color w:val="2B6CB0"/>
+          <w:sz w:val="18"/>
+        </w:rPr>
+        <w:t>[Ans: C]</w:t>
+      </w:r>
+    </w:p>
+    <w:p>
+      <w:pPr>
+        <w:pStyle w:val="ListBullet"/>
+        <w:spacing w:after="40"/>
+      </w:pPr>
+      <w:r>
+        <w:rPr>
+          <w:b/>
+          <w:sz w:val="18"/>
+        </w:rPr>
+        <w:t xml:space="preserve">[2026 Shift] Q#3 (MCQ): </w:t>
+      </w:r>
+      <w:r>
+        <w:rPr>
+          <w:sz w:val="18"/>
+        </w:rPr>
+        <w:t xml:space="preserve">"In a conducting region, 10^19 electrons and 10^19 protons move to the left, while 10^19 α -particles move to the right pe..."  </w:t>
+      </w:r>
+      <w:r>
+        <w:rPr>
+          <w:b/>
+          <w:color w:val="2B6CB0"/>
+          <w:sz w:val="18"/>
+        </w:rPr>
+        <w:t>[Ans: B]</w:t>
+      </w:r>
+    </w:p>
+    <w:p>
+      <w:pPr>
+        <w:spacing w:after="120"/>
+      </w:pPr>
+    </w:p>
+    <w:p>
+      <w:pPr>
+        <w:pStyle w:val="Heading2"/>
+      </w:pPr>
+      <w:r>
+        <w:rPr>
+          <w:color w:val="2B6CB0"/>
+          <w:sz w:val="24"/>
+        </w:rPr>
+        <w:t>3.2 Kirchhoff's Laws, Wheatstone Bridge &amp; Potentiometer (Very High Yield — 20 PYQs)</w:t>
       </w:r>
     </w:p>
     <w:p>
@@ -667,13 +875,13 @@
           <w:b/>
           <w:sz w:val="18"/>
         </w:rPr>
-        <w:t xml:space="preserve">[2026 Shift] Q#1 (MCQ): </w:t>
+        <w:t xml:space="preserve">[2026 Shift] Q#2 (MCQ): </w:t>
       </w:r>
       <w:r>
         <w:rPr>
           <w:sz w:val="18"/>
         </w:rPr>
-        <w:t xml:space="preserve">"Given below are two statements: Statement-I: The resistivity of a conductor is independent of its temperature. Statement-II: The resistivity..."  </w:t>
+        <w:t xml:space="preserve">"Which of the following circuits is correct for verification of Ohm's law?..."  </w:t>
       </w:r>
       <w:r>
         <w:rPr>
@@ -694,221 +902,13 @@
           <w:b/>
           <w:sz w:val="18"/>
         </w:rPr>
-        <w:t xml:space="preserve">[2026 Shift] Q#2 (MCQ): </w:t>
-      </w:r>
-      <w:r>
-        <w:rPr>
-          <w:sz w:val="18"/>
-        </w:rPr>
-        <w:t xml:space="preserve">"Which of the following circuits is correct for verification of Ohm's law?..."  </w:t>
-      </w:r>
-      <w:r>
-        <w:rPr>
-          <w:b/>
-          <w:color w:val="2B6CB0"/>
-          <w:sz w:val="18"/>
-        </w:rPr>
-        <w:t>[Ans: N/A]</w:t>
-      </w:r>
-    </w:p>
-    <w:p>
-      <w:pPr>
-        <w:spacing w:after="120"/>
-      </w:pPr>
-    </w:p>
-    <w:p>
-      <w:pPr>
-        <w:pStyle w:val="Heading2"/>
-      </w:pPr>
-      <w:r>
-        <w:rPr>
-          <w:color w:val="2B6CB0"/>
-          <w:sz w:val="24"/>
-        </w:rPr>
-        <w:t>3.2 Ohm's Law, Drift Velocity &amp; Resistance Temperature (Very High Yield — 32 PYQs)</w:t>
-      </w:r>
-    </w:p>
-    <w:p>
-      <w:r>
-        <w:rPr>
-          <w:b/>
-          <w:sz w:val="20"/>
-        </w:rPr>
-        <w:t xml:space="preserve">Core Principle: </w:t>
-      </w:r>
-      <w:r>
-        <w:rPr>
-          <w:sz w:val="20"/>
-        </w:rPr>
-        <w:t>Microscopic model of electrical conduction, electron mobility μ = v_d/E, and thermal variation of resistivity.</w:t>
-      </w:r>
-    </w:p>
-    <w:tbl>
-      <w:tblPr>
-        <w:tblW w:type="auto" w:w="0"/>
-        <w:jc w:val="center"/>
-        <w:tblLook w:firstColumn="1" w:firstRow="1" w:lastColumn="0" w:lastRow="0" w:noHBand="0" w:noVBand="1" w:val="04A0"/>
-      </w:tblPr>
-      <w:tblGrid>
-        <w:gridCol w:w="10080"/>
-      </w:tblGrid>
-      <w:tr>
-        <w:tc>
-          <w:tcPr>
-            <w:tcW w:type="dxa" w:w="10080"/>
-            <w:shd w:fill="FFF5F5"/>
-            <w:tcMar>
-              <w:top w:w="100" w:type="dxa"/>
-              <w:bottom w:w="100" w:type="dxa"/>
-              <w:left w:w="150" w:type="dxa"/>
-              <w:right w:w="150" w:type="dxa"/>
-            </w:tcMar>
-          </w:tcPr>
-          <w:p>
-            <w:r>
-              <w:rPr>
-                <w:b/>
-                <w:color w:val="C53030"/>
-                <w:sz w:val="19"/>
-              </w:rPr>
-              <w:t xml:space="preserve">⚠️ Common Trap / JEE Pitfall: </w:t>
-            </w:r>
-            <w:r>
-              <w:rPr>
-                <w:color w:val="2D3748"/>
-                <w:sz w:val="19"/>
-              </w:rPr>
-              <w:t>For conductors, α &gt; 0 (resistance increases with temperature). For semiconductors, α &lt; 0 (resistance decreases with temperature).</w:t>
-            </w:r>
-          </w:p>
-        </w:tc>
-      </w:tr>
-    </w:tbl>
-    <w:tbl>
-      <w:tblPr>
-        <w:tblW w:type="auto" w:w="0"/>
-        <w:jc w:val="center"/>
-        <w:tblLook w:firstColumn="1" w:firstRow="1" w:lastColumn="0" w:lastRow="0" w:noHBand="0" w:noVBand="1" w:val="04A0"/>
-      </w:tblPr>
-      <w:tblGrid>
-        <w:gridCol w:w="10080"/>
-      </w:tblGrid>
-      <w:tr>
-        <w:tc>
-          <w:tcPr>
-            <w:tcW w:type="dxa" w:w="10080"/>
-            <w:shd w:fill="F0FFF4"/>
-            <w:tcMar>
-              <w:top w:w="100" w:type="dxa"/>
-              <w:bottom w:w="100" w:type="dxa"/>
-              <w:left w:w="150" w:type="dxa"/>
-              <w:right w:w="150" w:type="dxa"/>
-            </w:tcMar>
-          </w:tcPr>
-          <w:p>
-            <w:r>
-              <w:rPr>
-                <w:b/>
-                <w:color w:val="276749"/>
-                <w:sz w:val="19"/>
-              </w:rPr>
-              <w:t xml:space="preserve">💡 Speed Hack / Trick: </w:t>
-            </w:r>
-            <w:r>
-              <w:rPr>
-                <w:color w:val="2D3748"/>
-                <w:sz w:val="19"/>
-              </w:rPr>
-              <w:t>When a wire is stretched to n times its initial length while preserving volume, its resistance becomes n^2 R.</w:t>
-            </w:r>
-          </w:p>
-        </w:tc>
-      </w:tr>
-    </w:tbl>
-    <w:p>
-      <w:pPr>
-        <w:spacing w:before="120" w:after="40"/>
-      </w:pPr>
-      <w:r>
-        <w:rPr>
-          <w:b/>
-          <w:color w:val="1A365D"/>
-          <w:sz w:val="19"/>
-        </w:rPr>
-        <w:t>Source PYQs testing this concept:</w:t>
-      </w:r>
-    </w:p>
-    <w:p>
-      <w:pPr>
-        <w:pStyle w:val="ListBullet"/>
-        <w:spacing w:after="40"/>
-      </w:pPr>
-      <w:r>
-        <w:rPr>
-          <w:b/>
-          <w:sz w:val="18"/>
-        </w:rPr>
-        <w:t xml:space="preserve">[2026 Shift] Q#2 (MCQ): </w:t>
-      </w:r>
-      <w:r>
-        <w:rPr>
-          <w:sz w:val="18"/>
-        </w:rPr>
-        <w:t xml:space="preserve">"The number of electrons moving per second through the filament of a lamp of 60 W operating at 120 V is nearly $(e=1.6 \times 10^{-19}\te..."  </w:t>
-      </w:r>
-      <w:r>
-        <w:rPr>
-          <w:b/>
-          <w:color w:val="2B6CB0"/>
-          <w:sz w:val="18"/>
-        </w:rPr>
-        <w:t>[Ans: C]</w:t>
-      </w:r>
-    </w:p>
-    <w:p>
-      <w:pPr>
-        <w:pStyle w:val="ListBullet"/>
-        <w:spacing w:after="40"/>
-      </w:pPr>
-      <w:r>
-        <w:rPr>
-          <w:b/>
-          <w:sz w:val="18"/>
-        </w:rPr>
-        <w:t xml:space="preserve">[2026 Shift] Q#4 (MCQ): </w:t>
-      </w:r>
-      <w:r>
-        <w:rPr>
-          <w:sz w:val="18"/>
-        </w:rPr>
-        <w:t xml:space="preserve">"Current flowing through a wire decreases linearly from 10 A to zero in 4 s as shown in the graph. Find the total charge flowing through ..."  </w:t>
-      </w:r>
-      <w:r>
-        <w:rPr>
-          <w:b/>
-          <w:color w:val="2B6CB0"/>
-          <w:sz w:val="18"/>
-        </w:rPr>
-        <w:t>[Ans: B]</w:t>
-      </w:r>
-    </w:p>
-    <w:p>
-      <w:pPr>
-        <w:pStyle w:val="ListBullet"/>
-        <w:spacing w:after="40"/>
-      </w:pPr>
-      <w:r>
-        <w:rPr>
-          <w:b/>
-          <w:sz w:val="18"/>
-        </w:rPr>
         <w:t xml:space="preserve">[2025 Shift] Q#2 (MCQ): </w:t>
       </w:r>
       <w:r>
         <w:rPr>
           <w:sz w:val="18"/>
         </w:rPr>
-        <w:t xml:space="preserve">"Given, a current carrying wire of non-uniform cross-section, which of the following is constant throughout the length of wire?..."  </w:t>
+        <w:t xml:space="preserve">"In an experiment to determine the figure of merit of a galvanometer by half deflection method, a student constructed the following circuit. ..."  </w:t>
       </w:r>
       <w:r>
         <w:rPr>
@@ -1067,7 +1067,7 @@
           <w:color w:val="1A365D"/>
           <w:sz w:val="22"/>
         </w:rPr>
-        <w:t>Benchmark Problem 2: KCET 2026 (Q#2)</w:t>
+        <w:t>Benchmark Problem 2: KCET 2026 (Q#1)</w:t>
       </w:r>
     </w:p>
     <w:p>
@@ -1078,7 +1078,7 @@
         <w:rPr>
           <w:sz w:val="20"/>
         </w:rPr>
-        <w:t>The number of electrons moving per second through the filament of a lamp of 60 W operating at 120 V is nearly (e=1.6 × 10^-19C) _____________.</w:t>
+        <w:t>Given below are two statements: Statement-I: The resistivity of a conductor is independent of its temperature. Statement-II: The resistivity of a semiconductor decreases with increase in temperature. Select the correct option.</w:t>
       </w:r>
     </w:p>
     <w:p>
@@ -1090,7 +1090,7 @@
         <w:rPr>
           <w:sz w:val="19"/>
         </w:rPr>
-        <w:t>(A) 6.2 × 10^18</w:t>
+        <w:t>(A) Both Statement I and Statement II are false</w:t>
       </w:r>
     </w:p>
     <w:p>
@@ -1102,21 +1102,7 @@
         <w:rPr>
           <w:sz w:val="19"/>
         </w:rPr>
-        <w:t>(B) 6.2 × 10^19</w:t>
-      </w:r>
-    </w:p>
-    <w:p>
-      <w:pPr>
-        <w:pStyle w:val="ListBullet"/>
-        <w:spacing w:after="20"/>
-      </w:pPr>
-      <w:r>
-        <w:rPr>
-          <w:b/>
-          <w:color w:val="276749"/>
-          <w:sz w:val="19"/>
-        </w:rPr>
-        <w:t>(C) 3.1 × 10^18</w:t>
+        <w:t>(B) Both Statement I and Statement II are true</w:t>
       </w:r>
     </w:p>
     <w:p>
@@ -1128,7 +1114,19 @@
         <w:rPr>
           <w:sz w:val="19"/>
         </w:rPr>
-        <w:t>(D) 3.1 × 10^19</w:t>
+        <w:t>(C) Statement I is true but Statement II is false</w:t>
+      </w:r>
+    </w:p>
+    <w:p>
+      <w:pPr>
+        <w:pStyle w:val="ListBullet"/>
+        <w:spacing w:after="20"/>
+      </w:pPr>
+      <w:r>
+        <w:rPr>
+          <w:sz w:val="19"/>
+        </w:rPr>
+        <w:t>(D) Statement I is false but Statement II is true</w:t>
       </w:r>
     </w:p>
     <w:tbl>
@@ -1159,7 +1157,7 @@
                 <w:color w:val="1A365D"/>
                 <w:sz w:val="19"/>
               </w:rPr>
-              <w:t>Correct Answer: C</w:t>
+              <w:t>Correct Answer: None</w:t>
               <w:br/>
             </w:r>
             <w:r>
@@ -1169,7 +1167,7 @@
               </w:rPr>
               <w:t>Solution Analysis:</w:t>
               <w:br/>
-              <w:t>Power of the lamp is P=60W Voltage is V=120V Using the relation P=VI we get the current through the filament: I=(P / V) I=(60 / 120) I=0.5A Now, current means charge flowing per second. So charge flowing per second is 0.5C Charge of one electron is e=1.6 × 10^-19C Number of electrons flowing per second is n=(I / e) n=\frac0.51.6 × 10^-19 n=3.125 × 10^18 Nearly, n ≈ 3.1 × 10^18 So the correct option is 3.1 × 10^18 Option C.</w:t>
+              <w:t>Statement-I is false. For a conductor, especially a metal, resistivity depends on temperature. When temperature increases, the ions in the metal vibrate more strongly. This makes it harder for free electrons to move, so the resistivity increases. So, resistivity of a conductor is not independent of temperature. Statement-II is true. For a semiconductor, when temperature increases, more electrons get enough energy to move to the conduction band. This increases the number of charge carriers, so conductivity increases. Hence, resistivity decreases with increase in temperature. So the correct option is: Option D: Statement I is false but Statement II is true</w:t>
             </w:r>
           </w:p>
         </w:tc>

--- a/data/exports/kcet-current-electricity_revision_notes.docx
+++ b/data/exports/kcet-current-electricity_revision_notes.docx
@@ -189,7 +189,7 @@
                 <w:color w:val="2D3748"/>
                 <w:sz w:val="19"/>
               </w:rPr>
-              <w:t>Ohm's Law, Drift Velocity &amp; Resistance Temperature</w:t>
+              <w:t>Ohm's Law, Drift Velocity &amp; Resistance Scaling</w:t>
             </w:r>
           </w:p>
         </w:tc>
@@ -209,7 +209,7 @@
               <w:rPr>
                 <w:sz w:val="19"/>
               </w:rPr>
-              <w:t>48 PYQs</w:t>
+              <w:t>54 PYQs</w:t>
             </w:r>
           </w:p>
         </w:tc>
@@ -230,7 +230,7 @@
                 <w:color w:val="718096"/>
                 <w:sz w:val="19"/>
               </w:rPr>
-              <w:t>Conduction</w:t>
+              <w:t>Conduction &amp; Resistance</w:t>
             </w:r>
           </w:p>
         </w:tc>
@@ -251,10 +251,10 @@
             <w:r>
               <w:rPr>
                 <w:b/>
-                <w:color w:val="C53030"/>
+                <w:color w:val="2B6CB0"/>
                 <w:sz w:val="19"/>
               </w:rPr>
-              <w:t>Very High</w:t>
+              <w:t>High</w:t>
             </w:r>
           </w:p>
         </w:tc>
@@ -276,7 +276,7 @@
                 <w:color w:val="2D3748"/>
                 <w:sz w:val="19"/>
               </w:rPr>
-              <w:t>Kirchhoff's Laws, Wheatstone Bridge &amp; Potentiometer</w:t>
+              <w:t>Kirchhoff's Laws, Bridges &amp; Measuring Instruments</w:t>
             </w:r>
           </w:p>
         </w:tc>
@@ -296,7 +296,7 @@
               <w:rPr>
                 <w:sz w:val="19"/>
               </w:rPr>
-              <w:t>20 PYQs</w:t>
+              <w:t>13 PYQs</w:t>
             </w:r>
           </w:p>
         </w:tc>
@@ -317,7 +317,7 @@
                 <w:color w:val="718096"/>
                 <w:sz w:val="19"/>
               </w:rPr>
-              <w:t>DC Instruments</w:t>
+              <w:t>Circuits &amp; Instruments</w:t>
             </w:r>
           </w:p>
         </w:tc>
@@ -417,7 +417,7 @@
                 <w:color w:val="1A365D"/>
                 <w:sz w:val="19"/>
               </w:rPr>
-              <w:t>Ohm's Law, Drift Velocity &amp; Resistance Temperature</w:t>
+              <w:t>Ohm's Law, Drift Velocity &amp; Resistance Scaling</w:t>
             </w:r>
           </w:p>
         </w:tc>
@@ -439,7 +439,7 @@
                 <w:color w:val="2D3748"/>
                 <w:sz w:val="19"/>
               </w:rPr>
-              <w:t>I = n e A v_d, \quad v_d = \frac{e E \tau}{m}, \quad \rho = \frac{m}{n e^2 \tau}, \quad R(T) = R_0(1 + \alpha \Delta T), \quad \vec{J} = \sigma \vec{E}</w:t>
+              <w:t>I = n e A v_d, \quad R = \rho \frac{L}{A}, \quad R_{\text{stretched}} \propto L^2 \propto \frac{1}{r^4}, \quad R' = n^2 R</w:t>
             </w:r>
           </w:p>
         </w:tc>
@@ -463,7 +463,7 @@
                 <w:color w:val="1A365D"/>
                 <w:sz w:val="19"/>
               </w:rPr>
-              <w:t>Kirchhoff's Laws, Wheatstone Bridge &amp; Potentiometer</w:t>
+              <w:t>Kirchhoff's Laws, Bridges &amp; Measuring Instruments</w:t>
             </w:r>
           </w:p>
         </w:tc>
@@ -485,7 +485,7 @@
                 <w:color w:val="2D3748"/>
                 <w:sz w:val="19"/>
               </w:rPr>
-              <w:t>\frac{P}{Q} = \frac{R}{S} \text{ (Wheatstone)}, \quad \frac{E_1}{E_2} = \frac{l_1}{l_2}, \quad r = R\left(\frac{l_1}{l_2} - 1\right), \quad S = \frac{I_g G}{I - I_g}, \quad R_{\text{series}} = \frac{V}{I_g} - G</w:t>
+              <w:t>\text{Meter Bridge: } R = S\frac{l}{100-l}, \quad \text{Potentiometer: } \frac{E_1}{E_2} = \frac{l_1}{l_2}, \quad r = R\left(\frac{l_1}{l_2}-1\right)</w:t>
             </w:r>
           </w:p>
         </w:tc>
@@ -517,7 +517,7 @@
           <w:color w:val="2B6CB0"/>
           <w:sz w:val="24"/>
         </w:rPr>
-        <w:t>3.1 Ohm's Law, Drift Velocity &amp; Resistance Temperature (Very High Yield — 48 PYQs)</w:t>
+        <w:t>3.1 Ohm's Law, Drift Velocity &amp; Resistance Scaling (Very High Yield — 54 PYQs)</w:t>
       </w:r>
     </w:p>
     <w:p>
@@ -532,7 +532,7 @@
         <w:rPr>
           <w:sz w:val="20"/>
         </w:rPr>
-        <w:t>Microscopic model of electrical conduction, electron mobility μ = v_d/E, and thermal variation of resistivity.</w:t>
+        <w:t>Drift velocity v_d = (e E τ / m), current I = n e A v_d. Resistance R = ρ (L / A) = ρ (L / π r^2). Temperature dependence R_t = R_0(1 + αΔ T) (α &gt; 0 for metals, α &lt; 0 for semiconductors). When a wire of resistance R is stretched to n times its length at constant volume, its new resistance is R' = n^2 R.</w:t>
       </w:r>
     </w:p>
     <w:tbl>
@@ -570,7 +570,7 @@
                 <w:color w:val="2D3748"/>
                 <w:sz w:val="19"/>
               </w:rPr>
-              <w:t>For conductors, α &gt; 0 (resistance increases with temperature). For semiconductors, α &lt; 0 (resistance decreases with temperature).</w:t>
+              <w:t>If length is stretched by x\% (x ≤ 5\%), resistance increases by 2x\%! If radius is decreased by x\%, resistance increases by 4x\%.</w:t>
             </w:r>
           </w:p>
         </w:tc>
@@ -611,7 +611,7 @@
                 <w:color w:val="2D3748"/>
                 <w:sz w:val="19"/>
               </w:rPr>
-              <w:t>When a wire is stretched to n times its initial length while preserving volume, its resistance becomes n^2 R.</w:t>
+              <w:t>Resistor color code mnemonic: 'BB ROY of Great Britain has a Very Good Wife' (Black 0, Brown 1, Red 2, Orange 3, Yellow 4, Green 5, Blue 6, Violet 7, Grey 8, White 9; Gold 5%, Silver 10%).</w:t>
             </w:r>
           </w:p>
         </w:tc>
@@ -673,7 +673,7 @@
         <w:rPr>
           <w:sz w:val="18"/>
         </w:rPr>
-        <w:t xml:space="preserve">"The number of electrons moving per second through the filament of a lamp of 60 W operating at 120 V is nearly $(e=1.6 \times 10^{-19}\te..."  </w:t>
+        <w:t xml:space="preserve">"Which of the following circuits is correct for verification of Ohm's law?..."  </w:t>
       </w:r>
       <w:r>
         <w:rPr>
@@ -681,7 +681,7 @@
           <w:color w:val="2B6CB0"/>
           <w:sz w:val="18"/>
         </w:rPr>
-        <w:t>[Ans: C]</w:t>
+        <w:t>[Ans: N/A]</w:t>
       </w:r>
     </w:p>
     <w:p>
@@ -725,7 +725,7 @@
           <w:color w:val="2B6CB0"/>
           <w:sz w:val="24"/>
         </w:rPr>
-        <w:t>3.2 Kirchhoff's Laws, Wheatstone Bridge &amp; Potentiometer (Very High Yield — 20 PYQs)</w:t>
+        <w:t>3.2 Kirchhoff's Laws, Bridges &amp; Measuring Instruments (High Yield — 13 PYQs)</w:t>
       </w:r>
     </w:p>
     <w:p>
@@ -740,7 +740,7 @@
         <w:rPr>
           <w:sz w:val="20"/>
         </w:rPr>
-        <w:t>Kirchhoff's junction and loop rules, balanced bridges, potentiometer EMF comparison, and galvanometer conversion.</w:t>
+        <w:t>Kirchhoff's Current Law (junction rule: charge conservation) &amp; Voltage Law (loop rule: energy conservation). Balanced Wheatstone bridge (P / Q) = (R / S). Meter bridge: unknown resistance R = S\left((l / 100-l)\right). Potentiometer draws no current at null point: (E_1 / E_2) = (l_1 / l_2); internal resistance r = R\left((l_1 / l_2)-1\right).</w:t>
       </w:r>
     </w:p>
     <w:tbl>
@@ -778,7 +778,7 @@
                 <w:color w:val="2D3748"/>
                 <w:sz w:val="19"/>
               </w:rPr>
-              <w:t>A potentiometer measures EMF with zero drawn current, making it infinitely superior to a real voltmeter which always draws finite current.</w:t>
+              <w:t>In a balanced Wheatstone bridge, the galvanometer resistance has ZERO effect on the circuit and can be removed completely.</w:t>
             </w:r>
           </w:p>
         </w:tc>
@@ -819,7 +819,7 @@
                 <w:color w:val="2D3748"/>
                 <w:sz w:val="19"/>
               </w:rPr>
-              <w:t>To convert galvanometer to ammeter: connect small shunt S in parallel. To voltmeter: connect high resistance R in series.</w:t>
+              <w:t>Potentiometer is preferred over a voltmeter for measuring EMF because it measures open-circuit potential without drawing any current (infinite effective resistance).</w:t>
             </w:r>
           </w:p>
         </w:tc>
@@ -881,7 +881,7 @@
         <w:rPr>
           <w:sz w:val="18"/>
         </w:rPr>
-        <w:t xml:space="preserve">"Which of the following circuits is correct for verification of Ohm's law?..."  </w:t>
+        <w:t xml:space="preserve">"The number of electrons moving per second through the filament of a lamp of 60 W operating at 120 V is nearly $(e=1.6 \times 10^{-19}\te..."  </w:t>
       </w:r>
       <w:r>
         <w:rPr>
@@ -889,7 +889,7 @@
           <w:color w:val="2B6CB0"/>
           <w:sz w:val="18"/>
         </w:rPr>
-        <w:t>[Ans: N/A]</w:t>
+        <w:t>[Ans: C]</w:t>
       </w:r>
     </w:p>
     <w:p>
@@ -902,13 +902,13 @@
           <w:b/>
           <w:sz w:val="18"/>
         </w:rPr>
-        <w:t xml:space="preserve">[2025 Shift] Q#2 (MCQ): </w:t>
+        <w:t xml:space="preserve">[2024 Shift] Q#4 (MCQ): </w:t>
       </w:r>
       <w:r>
         <w:rPr>
           <w:sz w:val="18"/>
         </w:rPr>
-        <w:t xml:space="preserve">"In an experiment to determine the figure of merit of a galvanometer by half deflection method, a student constructed the following circuit. ..."  </w:t>
+        <w:t xml:space="preserve">"In the circuit shown, the end A is at potential V_(0) and end B is grounded. The electric current I indicated in the circuit is..."  </w:t>
       </w:r>
       <w:r>
         <w:rPr>
